--- a/LabWorks_2026/Лабораторная работа №6.docx
+++ b/LabWorks_2026/Лабораторная работа №6.docx
@@ -79,7 +79,49 @@
         <w:rPr>
           <w:highlight w:val="yellow"/>
         </w:rPr>
-        <w:t>Немцова, Т. И. Программирование на языке высокого уровня. Программирование на языке С++ / Т. И. Немцова, С. Ю. Голова, А. И. Терентьев. – Москва : Форум, 2019. – URL: https://ibooks.ru/reading.php?productid=361544. – Режим доступа: для зарегистрир. пользователей. – Текст : электронный. – гл.10.</w:t>
+        <w:t xml:space="preserve">Немцова, Т. И. Программирование на языке высокого уровня. Программирование на языке С++ / Т. И. Немцова, С. Ю. Голова, А. И. Терентьев. – </w:t>
+      </w:r>
+      <w:proofErr w:type="gramStart"/>
+      <w:r>
+        <w:rPr>
+          <w:highlight w:val="yellow"/>
+        </w:rPr>
+        <w:t>Москва :</w:t>
+      </w:r>
+      <w:proofErr w:type="gramEnd"/>
+      <w:r>
+        <w:rPr>
+          <w:highlight w:val="yellow"/>
+        </w:rPr>
+        <w:t xml:space="preserve"> Форум, 2019. – URL: https://ibooks.ru/reading.php?productid=361544. – Режим доступа: для </w:t>
+      </w:r>
+      <w:proofErr w:type="spellStart"/>
+      <w:r>
+        <w:rPr>
+          <w:highlight w:val="yellow"/>
+        </w:rPr>
+        <w:t>зарегистрир</w:t>
+      </w:r>
+      <w:proofErr w:type="spellEnd"/>
+      <w:r>
+        <w:rPr>
+          <w:highlight w:val="yellow"/>
+        </w:rPr>
+        <w:t xml:space="preserve">. пользователей. – </w:t>
+      </w:r>
+      <w:proofErr w:type="gramStart"/>
+      <w:r>
+        <w:rPr>
+          <w:highlight w:val="yellow"/>
+        </w:rPr>
+        <w:t>Текст :</w:t>
+      </w:r>
+      <w:proofErr w:type="gramEnd"/>
+      <w:r>
+        <w:rPr>
+          <w:highlight w:val="yellow"/>
+        </w:rPr>
+        <w:t xml:space="preserve"> электронный. – гл.10.</w:t>
       </w:r>
     </w:p>
     <w:p>
@@ -439,9 +481,9 @@
         </w:rPr>
         <w:lastRenderedPageBreak/>
         <w:drawing>
-          <wp:inline distT="0" distB="0" distL="0" distR="0" wp14:anchorId="14C77B67" wp14:editId="1EDD2CD1">
-            <wp:extent cx="2374900" cy="9250680"/>
-            <wp:effectExtent l="0" t="0" r="6350" b="7620"/>
+          <wp:inline distT="0" distB="0" distL="0" distR="0" wp14:anchorId="14C77B67" wp14:editId="1D78B5F2">
+            <wp:extent cx="2365808" cy="9250680"/>
+            <wp:effectExtent l="0" t="0" r="0" b="7620"/>
             <wp:docPr id="1637021347" name="Рисунок 2"/>
             <wp:cNvGraphicFramePr>
               <a:graphicFrameLocks xmlns:a="http://schemas.openxmlformats.org/drawingml/2006/main" noChangeAspect="1"/>
@@ -450,7 +492,7 @@
               <a:graphicData uri="http://schemas.openxmlformats.org/drawingml/2006/picture">
                 <pic:pic xmlns:pic="http://schemas.openxmlformats.org/drawingml/2006/picture">
                   <pic:nvPicPr>
-                    <pic:cNvPr id="0" name="Picture 2"/>
+                    <pic:cNvPr id="1637021347" name="Рисунок 2"/>
                     <pic:cNvPicPr>
                       <a:picLocks noChangeAspect="1" noChangeArrowheads="1"/>
                     </pic:cNvPicPr>
@@ -463,7 +505,6 @@
                         </a:ext>
                       </a:extLst>
                     </a:blip>
-                    <a:srcRect/>
                     <a:stretch>
                       <a:fillRect/>
                     </a:stretch>
@@ -471,7 +512,7 @@
                   <pic:spPr bwMode="auto">
                     <a:xfrm>
                       <a:off x="0" y="0"/>
-                      <a:ext cx="2374900" cy="9250680"/>
+                      <a:ext cx="2365808" cy="9250680"/>
                     </a:xfrm>
                     <a:prstGeom prst="rect">
                       <a:avLst/>
@@ -1955,6 +1996,7 @@
   <w:style w:type="character" w:default="1" w:styleId="a1">
     <w:name w:val="Default Paragraph Font"/>
     <w:uiPriority w:val="1"/>
+    <w:semiHidden/>
     <w:unhideWhenUsed/>
   </w:style>
   <w:style w:type="table" w:default="1" w:styleId="a2">
